--- a/docs/Markers/BarCodes/Cards.docx
+++ b/docs/Markers/BarCodes/Cards.docx
@@ -1,10 +1,10 @@
 
 <file path=word/document.xml><?xml version="1.0" encoding="utf-8"?>
-<w:document xmlns:wpc="http://schemas.microsoft.com/office/word/2010/wordprocessingCanvas" xmlns:cx="http://schemas.microsoft.com/office/drawing/2014/chartex" xmlns:cx1="http://schemas.microsoft.com/office/drawing/2015/9/8/chartex" xmlns:mc="http://schemas.openxmlformats.org/markup-compatibility/2006" xmlns:o="urn:schemas-microsoft-com:office:office" xmlns:r="http://schemas.openxmlformats.org/officeDocument/2006/relationships" xmlns:m="http://schemas.openxmlformats.org/officeDocument/2006/math" xmlns:v="urn:schemas-microsoft-com:vml" xmlns:wp14="http://schemas.microsoft.com/office/word/2010/wordprocessingDrawing" xmlns:wp="http://schemas.openxmlformats.org/drawingml/2006/wordprocessingDrawing" xmlns:w10="urn:schemas-microsoft-com:office:word" xmlns:w="http://schemas.openxmlformats.org/wordprocessingml/2006/main" xmlns:w14="http://schemas.microsoft.com/office/word/2010/wordml" xmlns:w15="http://schemas.microsoft.com/office/word/2012/wordml" xmlns:w16se="http://schemas.microsoft.com/office/word/2015/wordml/symex" xmlns:wpg="http://schemas.microsoft.com/office/word/2010/wordprocessingGroup" xmlns:wpi="http://schemas.microsoft.com/office/word/2010/wordprocessingInk" xmlns:wne="http://schemas.microsoft.com/office/word/2006/wordml" xmlns:wps="http://schemas.microsoft.com/office/word/2010/wordprocessingShape" mc:Ignorable="w14 w15 w16se wp14">
+<w:document xmlns:wpc="http://schemas.microsoft.com/office/word/2010/wordprocessingCanvas" xmlns:cx="http://schemas.microsoft.com/office/drawing/2014/chartex" xmlns:cx1="http://schemas.microsoft.com/office/drawing/2015/9/8/chartex" xmlns:cx2="http://schemas.microsoft.com/office/drawing/2015/10/21/chartex" xmlns:cx3="http://schemas.microsoft.com/office/drawing/2016/5/9/chartex" xmlns:cx4="http://schemas.microsoft.com/office/drawing/2016/5/10/chartex" xmlns:cx5="http://schemas.microsoft.com/office/drawing/2016/5/11/chartex" xmlns:cx6="http://schemas.microsoft.com/office/drawing/2016/5/12/chartex" xmlns:cx7="http://schemas.microsoft.com/office/drawing/2016/5/13/chartex" xmlns:cx8="http://schemas.microsoft.com/office/drawing/2016/5/14/chartex" xmlns:mc="http://schemas.openxmlformats.org/markup-compatibility/2006" xmlns:aink="http://schemas.microsoft.com/office/drawing/2016/ink" xmlns:am3d="http://schemas.microsoft.com/office/drawing/2017/model3d" xmlns:o="urn:schemas-microsoft-com:office:office" xmlns:r="http://schemas.openxmlformats.org/officeDocument/2006/relationships" xmlns:m="http://schemas.openxmlformats.org/officeDocument/2006/math" xmlns:v="urn:schemas-microsoft-com:vml" xmlns:wp14="http://schemas.microsoft.com/office/word/2010/wordprocessingDrawing" xmlns:wp="http://schemas.openxmlformats.org/drawingml/2006/wordprocessingDrawing" xmlns:w10="urn:schemas-microsoft-com:office:word" xmlns:w="http://schemas.openxmlformats.org/wordprocessingml/2006/main" xmlns:w14="http://schemas.microsoft.com/office/word/2010/wordml" xmlns:w15="http://schemas.microsoft.com/office/word/2012/wordml" xmlns:w16cex="http://schemas.microsoft.com/office/word/2018/wordml/cex" xmlns:w16cid="http://schemas.microsoft.com/office/word/2016/wordml/cid" xmlns:w16="http://schemas.microsoft.com/office/word/2018/wordml" xmlns:w16sdtdh="http://schemas.microsoft.com/office/word/2020/wordml/sdtdatahash" xmlns:w16se="http://schemas.microsoft.com/office/word/2015/wordml/symex" xmlns:wpg="http://schemas.microsoft.com/office/word/2010/wordprocessingGroup" xmlns:wpi="http://schemas.microsoft.com/office/word/2010/wordprocessingInk" xmlns:wne="http://schemas.microsoft.com/office/word/2006/wordml" xmlns:wps="http://schemas.microsoft.com/office/word/2010/wordprocessingShape" mc:Ignorable="w14 w15 w16se w16cid w16 w16cex w16sdtdh wp14">
   <w:body>
     <w:tbl>
       <w:tblPr>
-        <w:tblStyle w:val="TableGrid"/>
+        <w:tblStyle w:val="a3"/>
         <w:tblW w:w="0" w:type="auto"/>
         <w:tblLayout w:type="fixed"/>
         <w:tblLook w:val="04A0" w:firstRow="1" w:lastRow="0" w:firstColumn="1" w:lastColumn="0" w:noHBand="0" w:noVBand="1"/>
@@ -1104,15 +1104,136 @@
             <w:pPr>
               <w:jc w:val="center"/>
             </w:pPr>
+          </w:p>
+        </w:tc>
+        <w:tc>
+          <w:tcPr>
+            <w:tcW w:w="2283" w:type="dxa"/>
+          </w:tcPr>
+          <w:p>
+            <w:pPr>
+              <w:jc w:val="center"/>
+              <w:rPr>
+                <w:noProof/>
+              </w:rPr>
+            </w:pPr>
+          </w:p>
+        </w:tc>
+      </w:tr>
+      <w:tr>
+        <w:tc>
+          <w:tcPr>
+            <w:tcW w:w="2263" w:type="dxa"/>
+            <w:tcMar>
+              <w:left w:w="0" w:type="dxa"/>
+              <w:right w:w="0" w:type="dxa"/>
+            </w:tcMar>
+          </w:tcPr>
+          <w:p>
+            <w:pPr>
+              <w:jc w:val="center"/>
+            </w:pPr>
+          </w:p>
+        </w:tc>
+        <w:tc>
+          <w:tcPr>
+            <w:tcW w:w="2205" w:type="dxa"/>
+            <w:tcMar>
+              <w:left w:w="0" w:type="dxa"/>
+              <w:right w:w="0" w:type="dxa"/>
+            </w:tcMar>
+          </w:tcPr>
+          <w:p>
+            <w:pPr>
+              <w:jc w:val="center"/>
+            </w:pPr>
+          </w:p>
+        </w:tc>
+        <w:tc>
+          <w:tcPr>
+            <w:tcW w:w="2190" w:type="dxa"/>
+            <w:tcMar>
+              <w:left w:w="0" w:type="dxa"/>
+              <w:right w:w="0" w:type="dxa"/>
+            </w:tcMar>
+          </w:tcPr>
+          <w:p>
+            <w:pPr>
+              <w:jc w:val="center"/>
+            </w:pPr>
+          </w:p>
+        </w:tc>
+        <w:tc>
+          <w:tcPr>
+            <w:tcW w:w="2268" w:type="dxa"/>
+            <w:tcMar>
+              <w:left w:w="0" w:type="dxa"/>
+              <w:right w:w="0" w:type="dxa"/>
+            </w:tcMar>
+          </w:tcPr>
+          <w:p>
+            <w:pPr>
+              <w:jc w:val="center"/>
+            </w:pPr>
+          </w:p>
+        </w:tc>
+        <w:tc>
+          <w:tcPr>
+            <w:tcW w:w="2283" w:type="dxa"/>
+            <w:tcMar>
+              <w:left w:w="0" w:type="dxa"/>
+              <w:right w:w="0" w:type="dxa"/>
+            </w:tcMar>
+          </w:tcPr>
+          <w:p>
+            <w:pPr>
+              <w:jc w:val="center"/>
+              <w:rPr>
+                <w:sz w:val="46"/>
+                <w:szCs w:val="46"/>
+                <w:lang w:val="uk-UA"/>
+              </w:rPr>
+            </w:pPr>
+          </w:p>
+          <w:p>
+            <w:pPr>
+              <w:jc w:val="center"/>
+              <w:rPr>
+                <w:sz w:val="50"/>
+                <w:szCs w:val="50"/>
+                <w:lang w:val="uk-UA"/>
+              </w:rPr>
+            </w:pPr>
             <w:r>
               <w:rPr>
+                <w:sz w:val="46"/>
+                <w:szCs w:val="46"/>
+                <w:lang w:val="uk-UA"/>
+              </w:rPr>
+              <w:t>Маркер-контролер</w:t>
+            </w:r>
+          </w:p>
+        </w:tc>
+        <w:tc>
+          <w:tcPr>
+            <w:tcW w:w="2283" w:type="dxa"/>
+          </w:tcPr>
+          <w:p>
+            <w:pPr>
+              <w:jc w:val="center"/>
+              <w:rPr>
                 <w:noProof/>
               </w:rPr>
+            </w:pPr>
+            <w:r>
+              <w:rPr>
+                <w:noProof/>
+              </w:rPr>
               <w:drawing>
-                <wp:inline distT="0" distB="0" distL="0" distR="0" wp14:anchorId="59AC3703" wp14:editId="3EC741EF">
-                  <wp:extent cx="1435100" cy="1435100"/>
+                <wp:inline distT="0" distB="0" distL="0" distR="0" wp14:anchorId="7029BCD9" wp14:editId="0C3EC367">
+                  <wp:extent cx="1391285" cy="1391285"/>
                   <wp:effectExtent l="0" t="0" r="0" b="0"/>
-                  <wp:docPr id="28" name="Рисунок 28"/>
+                  <wp:docPr id="5" name="Рисунок 5"/>
                   <wp:cNvGraphicFramePr>
                     <a:graphicFrameLocks xmlns:a="http://schemas.openxmlformats.org/drawingml/2006/main" noChangeAspect="1"/>
                   </wp:cNvGraphicFramePr>
@@ -1120,13 +1241,13 @@
                     <a:graphicData uri="http://schemas.openxmlformats.org/drawingml/2006/picture">
                       <pic:pic xmlns:pic="http://schemas.openxmlformats.org/drawingml/2006/picture">
                         <pic:nvPicPr>
-                          <pic:cNvPr id="0" name="Picture 15"/>
+                          <pic:cNvPr id="0" name="Picture 8"/>
                           <pic:cNvPicPr>
                             <a:picLocks noChangeAspect="1" noChangeArrowheads="1"/>
                           </pic:cNvPicPr>
                         </pic:nvPicPr>
                         <pic:blipFill>
-                          <a:blip r:embed="rId20">
+                          <a:blip r:embed="rId12">
                             <a:extLst>
                               <a:ext uri="{28A0092B-C50C-407E-A947-70E740481C1C}">
                                 <a14:useLocalDpi xmlns:a14="http://schemas.microsoft.com/office/drawing/2010/main" val="0"/>
@@ -1141,7 +1262,7 @@
                         <pic:spPr bwMode="auto">
                           <a:xfrm>
                             <a:off x="0" y="0"/>
-                            <a:ext cx="1435100" cy="1435100"/>
+                            <a:ext cx="1391285" cy="1391285"/>
                           </a:xfrm>
                           <a:prstGeom prst="rect">
                             <a:avLst/>
@@ -1159,856 +1280,6 @@
             </w:r>
           </w:p>
         </w:tc>
-        <w:tc>
-          <w:tcPr>
-            <w:tcW w:w="2283" w:type="dxa"/>
-          </w:tcPr>
-          <w:p>
-            <w:pPr>
-              <w:jc w:val="center"/>
-              <w:rPr>
-                <w:noProof/>
-              </w:rPr>
-            </w:pPr>
-            <w:r>
-              <w:rPr>
-                <w:noProof/>
-              </w:rPr>
-              <w:pict w14:anchorId="6ECC75F2">
-                <v:shapetype id="_x0000_t75" coordsize="21600,21600" o:spt="75" o:preferrelative="t" path="m@4@5l@4@11@9@11@9@5xe" filled="f" stroked="f">
-                  <v:stroke joinstyle="miter"/>
-                  <v:formulas>
-                    <v:f eqn="if lineDrawn pixelLineWidth 0"/>
-                    <v:f eqn="sum @0 1 0"/>
-                    <v:f eqn="sum 0 0 @1"/>
-                    <v:f eqn="prod @2 1 2"/>
-                    <v:f eqn="prod @3 21600 pixelWidth"/>
-                    <v:f eqn="prod @3 21600 pixelHeight"/>
-                    <v:f eqn="sum @0 0 1"/>
-                    <v:f eqn="prod @6 1 2"/>
-                    <v:f eqn="prod @7 21600 pixelWidth"/>
-                    <v:f eqn="sum @8 21600 0"/>
-                    <v:f eqn="prod @7 21600 pixelHeight"/>
-                    <v:f eqn="sum @10 21600 0"/>
-                  </v:formulas>
-                  <v:path o:extrusionok="f" gradientshapeok="t" o:connecttype="rect"/>
-                  <o:lock v:ext="edit" aspectratio="t"/>
-                </v:shapetype>
-                <v:shape id="_x0000_i1030" type="#_x0000_t75" style="width:103.05pt;height:103.05pt">
-                  <v:imagedata r:id="rId21" o:title="28"/>
-                </v:shape>
-              </w:pict>
-            </w:r>
-          </w:p>
-        </w:tc>
-        <w:bookmarkStart w:id="0" w:name="_GoBack"/>
-        <w:bookmarkEnd w:id="0"/>
-      </w:tr>
-      <w:tr>
-        <w:tc>
-          <w:tcPr>
-            <w:tcW w:w="2263" w:type="dxa"/>
-            <w:tcMar>
-              <w:left w:w="0" w:type="dxa"/>
-              <w:right w:w="0" w:type="dxa"/>
-            </w:tcMar>
-          </w:tcPr>
-          <w:p>
-            <w:pPr>
-              <w:jc w:val="center"/>
-            </w:pPr>
-            <w:r>
-              <w:rPr>
-                <w:noProof/>
-              </w:rPr>
-              <w:drawing>
-                <wp:inline distT="0" distB="0" distL="0" distR="0" wp14:anchorId="60A2DAB6" wp14:editId="62AD5B52">
-                  <wp:extent cx="1445895" cy="1445895"/>
-                  <wp:effectExtent l="0" t="0" r="1905" b="1905"/>
-                  <wp:docPr id="29" name="Рисунок 29"/>
-                  <wp:cNvGraphicFramePr>
-                    <a:graphicFrameLocks xmlns:a="http://schemas.openxmlformats.org/drawingml/2006/main" noChangeAspect="1"/>
-                  </wp:cNvGraphicFramePr>
-                  <a:graphic xmlns:a="http://schemas.openxmlformats.org/drawingml/2006/main">
-                    <a:graphicData uri="http://schemas.openxmlformats.org/drawingml/2006/picture">
-                      <pic:pic xmlns:pic="http://schemas.openxmlformats.org/drawingml/2006/picture">
-                        <pic:nvPicPr>
-                          <pic:cNvPr id="0" name="Picture 16"/>
-                          <pic:cNvPicPr>
-                            <a:picLocks noChangeAspect="1" noChangeArrowheads="1"/>
-                          </pic:cNvPicPr>
-                        </pic:nvPicPr>
-                        <pic:blipFill>
-                          <a:blip r:embed="rId22">
-                            <a:extLst>
-                              <a:ext uri="{28A0092B-C50C-407E-A947-70E740481C1C}">
-                                <a14:useLocalDpi xmlns:a14="http://schemas.microsoft.com/office/drawing/2010/main" val="0"/>
-                              </a:ext>
-                            </a:extLst>
-                          </a:blip>
-                          <a:srcRect/>
-                          <a:stretch>
-                            <a:fillRect/>
-                          </a:stretch>
-                        </pic:blipFill>
-                        <pic:spPr bwMode="auto">
-                          <a:xfrm>
-                            <a:off x="0" y="0"/>
-                            <a:ext cx="1445895" cy="1445895"/>
-                          </a:xfrm>
-                          <a:prstGeom prst="rect">
-                            <a:avLst/>
-                          </a:prstGeom>
-                          <a:noFill/>
-                          <a:ln>
-                            <a:noFill/>
-                          </a:ln>
-                        </pic:spPr>
-                      </pic:pic>
-                    </a:graphicData>
-                  </a:graphic>
-                </wp:inline>
-              </w:drawing>
-            </w:r>
-          </w:p>
-        </w:tc>
-        <w:tc>
-          <w:tcPr>
-            <w:tcW w:w="2205" w:type="dxa"/>
-            <w:tcMar>
-              <w:left w:w="0" w:type="dxa"/>
-              <w:right w:w="0" w:type="dxa"/>
-            </w:tcMar>
-          </w:tcPr>
-          <w:p>
-            <w:pPr>
-              <w:jc w:val="center"/>
-            </w:pPr>
-            <w:r>
-              <w:rPr>
-                <w:noProof/>
-              </w:rPr>
-              <w:drawing>
-                <wp:inline distT="0" distB="0" distL="0" distR="0" wp14:anchorId="3CA9D207" wp14:editId="59EB3D45">
-                  <wp:extent cx="1424940" cy="1424940"/>
-                  <wp:effectExtent l="0" t="0" r="3810" b="3810"/>
-                  <wp:docPr id="30" name="Рисунок 30"/>
-                  <wp:cNvGraphicFramePr>
-                    <a:graphicFrameLocks xmlns:a="http://schemas.openxmlformats.org/drawingml/2006/main" noChangeAspect="1"/>
-                  </wp:cNvGraphicFramePr>
-                  <a:graphic xmlns:a="http://schemas.openxmlformats.org/drawingml/2006/main">
-                    <a:graphicData uri="http://schemas.openxmlformats.org/drawingml/2006/picture">
-                      <pic:pic xmlns:pic="http://schemas.openxmlformats.org/drawingml/2006/picture">
-                        <pic:nvPicPr>
-                          <pic:cNvPr id="0" name="Picture 17"/>
-                          <pic:cNvPicPr>
-                            <a:picLocks noChangeAspect="1" noChangeArrowheads="1"/>
-                          </pic:cNvPicPr>
-                        </pic:nvPicPr>
-                        <pic:blipFill>
-                          <a:blip r:embed="rId23">
-                            <a:extLst>
-                              <a:ext uri="{28A0092B-C50C-407E-A947-70E740481C1C}">
-                                <a14:useLocalDpi xmlns:a14="http://schemas.microsoft.com/office/drawing/2010/main" val="0"/>
-                              </a:ext>
-                            </a:extLst>
-                          </a:blip>
-                          <a:srcRect/>
-                          <a:stretch>
-                            <a:fillRect/>
-                          </a:stretch>
-                        </pic:blipFill>
-                        <pic:spPr bwMode="auto">
-                          <a:xfrm>
-                            <a:off x="0" y="0"/>
-                            <a:ext cx="1424940" cy="1424940"/>
-                          </a:xfrm>
-                          <a:prstGeom prst="rect">
-                            <a:avLst/>
-                          </a:prstGeom>
-                          <a:noFill/>
-                          <a:ln>
-                            <a:noFill/>
-                          </a:ln>
-                        </pic:spPr>
-                      </pic:pic>
-                    </a:graphicData>
-                  </a:graphic>
-                </wp:inline>
-              </w:drawing>
-            </w:r>
-          </w:p>
-        </w:tc>
-        <w:tc>
-          <w:tcPr>
-            <w:tcW w:w="2190" w:type="dxa"/>
-            <w:tcMar>
-              <w:left w:w="0" w:type="dxa"/>
-              <w:right w:w="0" w:type="dxa"/>
-            </w:tcMar>
-          </w:tcPr>
-          <w:p>
-            <w:pPr>
-              <w:jc w:val="center"/>
-            </w:pPr>
-            <w:r>
-              <w:rPr>
-                <w:noProof/>
-              </w:rPr>
-              <w:drawing>
-                <wp:inline distT="0" distB="0" distL="0" distR="0" wp14:anchorId="69682787" wp14:editId="5BC1444D">
-                  <wp:extent cx="1392555" cy="1392555"/>
-                  <wp:effectExtent l="0" t="0" r="0" b="0"/>
-                  <wp:docPr id="31" name="Рисунок 31"/>
-                  <wp:cNvGraphicFramePr>
-                    <a:graphicFrameLocks xmlns:a="http://schemas.openxmlformats.org/drawingml/2006/main" noChangeAspect="1"/>
-                  </wp:cNvGraphicFramePr>
-                  <a:graphic xmlns:a="http://schemas.openxmlformats.org/drawingml/2006/main">
-                    <a:graphicData uri="http://schemas.openxmlformats.org/drawingml/2006/picture">
-                      <pic:pic xmlns:pic="http://schemas.openxmlformats.org/drawingml/2006/picture">
-                        <pic:nvPicPr>
-                          <pic:cNvPr id="0" name="Picture 18"/>
-                          <pic:cNvPicPr>
-                            <a:picLocks noChangeAspect="1" noChangeArrowheads="1"/>
-                          </pic:cNvPicPr>
-                        </pic:nvPicPr>
-                        <pic:blipFill>
-                          <a:blip r:embed="rId24">
-                            <a:extLst>
-                              <a:ext uri="{28A0092B-C50C-407E-A947-70E740481C1C}">
-                                <a14:useLocalDpi xmlns:a14="http://schemas.microsoft.com/office/drawing/2010/main" val="0"/>
-                              </a:ext>
-                            </a:extLst>
-                          </a:blip>
-                          <a:srcRect/>
-                          <a:stretch>
-                            <a:fillRect/>
-                          </a:stretch>
-                        </pic:blipFill>
-                        <pic:spPr bwMode="auto">
-                          <a:xfrm>
-                            <a:off x="0" y="0"/>
-                            <a:ext cx="1392555" cy="1392555"/>
-                          </a:xfrm>
-                          <a:prstGeom prst="rect">
-                            <a:avLst/>
-                          </a:prstGeom>
-                          <a:noFill/>
-                          <a:ln>
-                            <a:noFill/>
-                          </a:ln>
-                        </pic:spPr>
-                      </pic:pic>
-                    </a:graphicData>
-                  </a:graphic>
-                </wp:inline>
-              </w:drawing>
-            </w:r>
-          </w:p>
-        </w:tc>
-        <w:tc>
-          <w:tcPr>
-            <w:tcW w:w="2268" w:type="dxa"/>
-            <w:tcMar>
-              <w:left w:w="0" w:type="dxa"/>
-              <w:right w:w="0" w:type="dxa"/>
-            </w:tcMar>
-          </w:tcPr>
-          <w:p>
-            <w:pPr>
-              <w:jc w:val="center"/>
-            </w:pPr>
-            <w:r>
-              <w:rPr>
-                <w:noProof/>
-              </w:rPr>
-              <w:drawing>
-                <wp:inline distT="0" distB="0" distL="0" distR="0" wp14:anchorId="7B6EF14F" wp14:editId="6A2C61A7">
-                  <wp:extent cx="1382395" cy="1382395"/>
-                  <wp:effectExtent l="0" t="0" r="8255" b="8255"/>
-                  <wp:docPr id="32" name="Рисунок 32"/>
-                  <wp:cNvGraphicFramePr>
-                    <a:graphicFrameLocks xmlns:a="http://schemas.openxmlformats.org/drawingml/2006/main" noChangeAspect="1"/>
-                  </wp:cNvGraphicFramePr>
-                  <a:graphic xmlns:a="http://schemas.openxmlformats.org/drawingml/2006/main">
-                    <a:graphicData uri="http://schemas.openxmlformats.org/drawingml/2006/picture">
-                      <pic:pic xmlns:pic="http://schemas.openxmlformats.org/drawingml/2006/picture">
-                        <pic:nvPicPr>
-                          <pic:cNvPr id="0" name="Picture 19"/>
-                          <pic:cNvPicPr>
-                            <a:picLocks noChangeAspect="1" noChangeArrowheads="1"/>
-                          </pic:cNvPicPr>
-                        </pic:nvPicPr>
-                        <pic:blipFill>
-                          <a:blip r:embed="rId25">
-                            <a:extLst>
-                              <a:ext uri="{28A0092B-C50C-407E-A947-70E740481C1C}">
-                                <a14:useLocalDpi xmlns:a14="http://schemas.microsoft.com/office/drawing/2010/main" val="0"/>
-                              </a:ext>
-                            </a:extLst>
-                          </a:blip>
-                          <a:srcRect/>
-                          <a:stretch>
-                            <a:fillRect/>
-                          </a:stretch>
-                        </pic:blipFill>
-                        <pic:spPr bwMode="auto">
-                          <a:xfrm>
-                            <a:off x="0" y="0"/>
-                            <a:ext cx="1382395" cy="1382395"/>
-                          </a:xfrm>
-                          <a:prstGeom prst="rect">
-                            <a:avLst/>
-                          </a:prstGeom>
-                          <a:noFill/>
-                          <a:ln>
-                            <a:noFill/>
-                          </a:ln>
-                        </pic:spPr>
-                      </pic:pic>
-                    </a:graphicData>
-                  </a:graphic>
-                </wp:inline>
-              </w:drawing>
-            </w:r>
-          </w:p>
-        </w:tc>
-        <w:tc>
-          <w:tcPr>
-            <w:tcW w:w="2283" w:type="dxa"/>
-            <w:tcMar>
-              <w:left w:w="0" w:type="dxa"/>
-              <w:right w:w="0" w:type="dxa"/>
-            </w:tcMar>
-          </w:tcPr>
-          <w:p>
-            <w:pPr>
-              <w:jc w:val="center"/>
-            </w:pPr>
-            <w:r>
-              <w:rPr>
-                <w:noProof/>
-              </w:rPr>
-              <w:drawing>
-                <wp:inline distT="0" distB="0" distL="0" distR="0" wp14:anchorId="76E7CA98" wp14:editId="355423F4">
-                  <wp:extent cx="1435100" cy="1435100"/>
-                  <wp:effectExtent l="0" t="0" r="0" b="0"/>
-                  <wp:docPr id="33" name="Рисунок 33"/>
-                  <wp:cNvGraphicFramePr>
-                    <a:graphicFrameLocks xmlns:a="http://schemas.openxmlformats.org/drawingml/2006/main" noChangeAspect="1"/>
-                  </wp:cNvGraphicFramePr>
-                  <a:graphic xmlns:a="http://schemas.openxmlformats.org/drawingml/2006/main">
-                    <a:graphicData uri="http://schemas.openxmlformats.org/drawingml/2006/picture">
-                      <pic:pic xmlns:pic="http://schemas.openxmlformats.org/drawingml/2006/picture">
-                        <pic:nvPicPr>
-                          <pic:cNvPr id="0" name="Picture 20"/>
-                          <pic:cNvPicPr>
-                            <a:picLocks noChangeAspect="1" noChangeArrowheads="1"/>
-                          </pic:cNvPicPr>
-                        </pic:nvPicPr>
-                        <pic:blipFill>
-                          <a:blip r:embed="rId26">
-                            <a:extLst>
-                              <a:ext uri="{28A0092B-C50C-407E-A947-70E740481C1C}">
-                                <a14:useLocalDpi xmlns:a14="http://schemas.microsoft.com/office/drawing/2010/main" val="0"/>
-                              </a:ext>
-                            </a:extLst>
-                          </a:blip>
-                          <a:srcRect/>
-                          <a:stretch>
-                            <a:fillRect/>
-                          </a:stretch>
-                        </pic:blipFill>
-                        <pic:spPr bwMode="auto">
-                          <a:xfrm>
-                            <a:off x="0" y="0"/>
-                            <a:ext cx="1435100" cy="1435100"/>
-                          </a:xfrm>
-                          <a:prstGeom prst="rect">
-                            <a:avLst/>
-                          </a:prstGeom>
-                          <a:noFill/>
-                          <a:ln>
-                            <a:noFill/>
-                          </a:ln>
-                        </pic:spPr>
-                      </pic:pic>
-                    </a:graphicData>
-                  </a:graphic>
-                </wp:inline>
-              </w:drawing>
-            </w:r>
-          </w:p>
-        </w:tc>
-        <w:tc>
-          <w:tcPr>
-            <w:tcW w:w="2283" w:type="dxa"/>
-          </w:tcPr>
-          <w:p>
-            <w:pPr>
-              <w:jc w:val="center"/>
-              <w:rPr>
-                <w:noProof/>
-              </w:rPr>
-            </w:pPr>
-            <w:r>
-              <w:rPr>
-                <w:noProof/>
-              </w:rPr>
-              <w:drawing>
-                <wp:inline distT="0" distB="0" distL="0" distR="0" wp14:anchorId="7C42D023" wp14:editId="1717C4C1">
-                  <wp:extent cx="1308735" cy="1308735"/>
-                  <wp:effectExtent l="0" t="0" r="5715" b="5715"/>
-                  <wp:docPr id="2" name="Picture 2" descr="C:\Users\blazhko\AppData\Local\Microsoft\Windows\INetCache\Content.Word\29.png"/>
-                  <wp:cNvGraphicFramePr>
-                    <a:graphicFrameLocks xmlns:a="http://schemas.openxmlformats.org/drawingml/2006/main" noChangeAspect="1"/>
-                  </wp:cNvGraphicFramePr>
-                  <a:graphic xmlns:a="http://schemas.openxmlformats.org/drawingml/2006/main">
-                    <a:graphicData uri="http://schemas.openxmlformats.org/drawingml/2006/picture">
-                      <pic:pic xmlns:pic="http://schemas.openxmlformats.org/drawingml/2006/picture">
-                        <pic:nvPicPr>
-                          <pic:cNvPr id="0" name="Picture 11" descr="C:\Users\blazhko\AppData\Local\Microsoft\Windows\INetCache\Content.Word\29.png"/>
-                          <pic:cNvPicPr>
-                            <a:picLocks noChangeAspect="1" noChangeArrowheads="1"/>
-                          </pic:cNvPicPr>
-                        </pic:nvPicPr>
-                        <pic:blipFill>
-                          <a:blip r:embed="rId27">
-                            <a:extLst>
-                              <a:ext uri="{28A0092B-C50C-407E-A947-70E740481C1C}">
-                                <a14:useLocalDpi xmlns:a14="http://schemas.microsoft.com/office/drawing/2010/main" val="0"/>
-                              </a:ext>
-                            </a:extLst>
-                          </a:blip>
-                          <a:srcRect/>
-                          <a:stretch>
-                            <a:fillRect/>
-                          </a:stretch>
-                        </pic:blipFill>
-                        <pic:spPr bwMode="auto">
-                          <a:xfrm>
-                            <a:off x="0" y="0"/>
-                            <a:ext cx="1308735" cy="1308735"/>
-                          </a:xfrm>
-                          <a:prstGeom prst="rect">
-                            <a:avLst/>
-                          </a:prstGeom>
-                          <a:noFill/>
-                          <a:ln>
-                            <a:noFill/>
-                          </a:ln>
-                        </pic:spPr>
-                      </pic:pic>
-                    </a:graphicData>
-                  </a:graphic>
-                </wp:inline>
-              </w:drawing>
-            </w:r>
-          </w:p>
-        </w:tc>
-      </w:tr>
-      <w:tr>
-        <w:tc>
-          <w:tcPr>
-            <w:tcW w:w="2263" w:type="dxa"/>
-            <w:tcMar>
-              <w:left w:w="0" w:type="dxa"/>
-              <w:right w:w="0" w:type="dxa"/>
-            </w:tcMar>
-          </w:tcPr>
-          <w:p>
-            <w:pPr>
-              <w:jc w:val="center"/>
-            </w:pPr>
-            <w:r>
-              <w:rPr>
-                <w:noProof/>
-              </w:rPr>
-              <w:drawing>
-                <wp:inline distT="0" distB="0" distL="0" distR="0" wp14:anchorId="242FDA67" wp14:editId="5ADA57AA">
-                  <wp:extent cx="1445895" cy="1445895"/>
-                  <wp:effectExtent l="0" t="0" r="1905" b="1905"/>
-                  <wp:docPr id="34" name="Рисунок 34"/>
-                  <wp:cNvGraphicFramePr>
-                    <a:graphicFrameLocks xmlns:a="http://schemas.openxmlformats.org/drawingml/2006/main" noChangeAspect="1"/>
-                  </wp:cNvGraphicFramePr>
-                  <a:graphic xmlns:a="http://schemas.openxmlformats.org/drawingml/2006/main">
-                    <a:graphicData uri="http://schemas.openxmlformats.org/drawingml/2006/picture">
-                      <pic:pic xmlns:pic="http://schemas.openxmlformats.org/drawingml/2006/picture">
-                        <pic:nvPicPr>
-                          <pic:cNvPr id="0" name="Picture 21"/>
-                          <pic:cNvPicPr>
-                            <a:picLocks noChangeAspect="1" noChangeArrowheads="1"/>
-                          </pic:cNvPicPr>
-                        </pic:nvPicPr>
-                        <pic:blipFill>
-                          <a:blip r:embed="rId28">
-                            <a:extLst>
-                              <a:ext uri="{28A0092B-C50C-407E-A947-70E740481C1C}">
-                                <a14:useLocalDpi xmlns:a14="http://schemas.microsoft.com/office/drawing/2010/main" val="0"/>
-                              </a:ext>
-                            </a:extLst>
-                          </a:blip>
-                          <a:srcRect/>
-                          <a:stretch>
-                            <a:fillRect/>
-                          </a:stretch>
-                        </pic:blipFill>
-                        <pic:spPr bwMode="auto">
-                          <a:xfrm>
-                            <a:off x="0" y="0"/>
-                            <a:ext cx="1445895" cy="1445895"/>
-                          </a:xfrm>
-                          <a:prstGeom prst="rect">
-                            <a:avLst/>
-                          </a:prstGeom>
-                          <a:noFill/>
-                          <a:ln>
-                            <a:noFill/>
-                          </a:ln>
-                        </pic:spPr>
-                      </pic:pic>
-                    </a:graphicData>
-                  </a:graphic>
-                </wp:inline>
-              </w:drawing>
-            </w:r>
-          </w:p>
-        </w:tc>
-        <w:tc>
-          <w:tcPr>
-            <w:tcW w:w="2205" w:type="dxa"/>
-            <w:tcMar>
-              <w:left w:w="0" w:type="dxa"/>
-              <w:right w:w="0" w:type="dxa"/>
-            </w:tcMar>
-          </w:tcPr>
-          <w:p>
-            <w:pPr>
-              <w:jc w:val="center"/>
-            </w:pPr>
-            <w:r>
-              <w:rPr>
-                <w:noProof/>
-              </w:rPr>
-              <w:drawing>
-                <wp:inline distT="0" distB="0" distL="0" distR="0" wp14:anchorId="18D91CC1" wp14:editId="5C30D554">
-                  <wp:extent cx="1424940" cy="1424940"/>
-                  <wp:effectExtent l="0" t="0" r="3810" b="3810"/>
-                  <wp:docPr id="35" name="Рисунок 35"/>
-                  <wp:cNvGraphicFramePr>
-                    <a:graphicFrameLocks xmlns:a="http://schemas.openxmlformats.org/drawingml/2006/main" noChangeAspect="1"/>
-                  </wp:cNvGraphicFramePr>
-                  <a:graphic xmlns:a="http://schemas.openxmlformats.org/drawingml/2006/main">
-                    <a:graphicData uri="http://schemas.openxmlformats.org/drawingml/2006/picture">
-                      <pic:pic xmlns:pic="http://schemas.openxmlformats.org/drawingml/2006/picture">
-                        <pic:nvPicPr>
-                          <pic:cNvPr id="0" name="Picture 22"/>
-                          <pic:cNvPicPr>
-                            <a:picLocks noChangeAspect="1" noChangeArrowheads="1"/>
-                          </pic:cNvPicPr>
-                        </pic:nvPicPr>
-                        <pic:blipFill>
-                          <a:blip r:embed="rId29">
-                            <a:extLst>
-                              <a:ext uri="{28A0092B-C50C-407E-A947-70E740481C1C}">
-                                <a14:useLocalDpi xmlns:a14="http://schemas.microsoft.com/office/drawing/2010/main" val="0"/>
-                              </a:ext>
-                            </a:extLst>
-                          </a:blip>
-                          <a:srcRect/>
-                          <a:stretch>
-                            <a:fillRect/>
-                          </a:stretch>
-                        </pic:blipFill>
-                        <pic:spPr bwMode="auto">
-                          <a:xfrm>
-                            <a:off x="0" y="0"/>
-                            <a:ext cx="1424940" cy="1424940"/>
-                          </a:xfrm>
-                          <a:prstGeom prst="rect">
-                            <a:avLst/>
-                          </a:prstGeom>
-                          <a:noFill/>
-                          <a:ln>
-                            <a:noFill/>
-                          </a:ln>
-                        </pic:spPr>
-                      </pic:pic>
-                    </a:graphicData>
-                  </a:graphic>
-                </wp:inline>
-              </w:drawing>
-            </w:r>
-          </w:p>
-        </w:tc>
-        <w:tc>
-          <w:tcPr>
-            <w:tcW w:w="2190" w:type="dxa"/>
-            <w:tcMar>
-              <w:left w:w="0" w:type="dxa"/>
-              <w:right w:w="0" w:type="dxa"/>
-            </w:tcMar>
-          </w:tcPr>
-          <w:p>
-            <w:pPr>
-              <w:jc w:val="center"/>
-            </w:pPr>
-            <w:r>
-              <w:rPr>
-                <w:noProof/>
-              </w:rPr>
-              <w:drawing>
-                <wp:inline distT="0" distB="0" distL="0" distR="0" wp14:anchorId="7853AC92" wp14:editId="3D10469D">
-                  <wp:extent cx="1392555" cy="1392555"/>
-                  <wp:effectExtent l="0" t="0" r="0" b="0"/>
-                  <wp:docPr id="36" name="Рисунок 36"/>
-                  <wp:cNvGraphicFramePr>
-                    <a:graphicFrameLocks xmlns:a="http://schemas.openxmlformats.org/drawingml/2006/main" noChangeAspect="1"/>
-                  </wp:cNvGraphicFramePr>
-                  <a:graphic xmlns:a="http://schemas.openxmlformats.org/drawingml/2006/main">
-                    <a:graphicData uri="http://schemas.openxmlformats.org/drawingml/2006/picture">
-                      <pic:pic xmlns:pic="http://schemas.openxmlformats.org/drawingml/2006/picture">
-                        <pic:nvPicPr>
-                          <pic:cNvPr id="0" name="Picture 23"/>
-                          <pic:cNvPicPr>
-                            <a:picLocks noChangeAspect="1" noChangeArrowheads="1"/>
-                          </pic:cNvPicPr>
-                        </pic:nvPicPr>
-                        <pic:blipFill>
-                          <a:blip r:embed="rId30">
-                            <a:extLst>
-                              <a:ext uri="{28A0092B-C50C-407E-A947-70E740481C1C}">
-                                <a14:useLocalDpi xmlns:a14="http://schemas.microsoft.com/office/drawing/2010/main" val="0"/>
-                              </a:ext>
-                            </a:extLst>
-                          </a:blip>
-                          <a:srcRect/>
-                          <a:stretch>
-                            <a:fillRect/>
-                          </a:stretch>
-                        </pic:blipFill>
-                        <pic:spPr bwMode="auto">
-                          <a:xfrm>
-                            <a:off x="0" y="0"/>
-                            <a:ext cx="1392555" cy="1392555"/>
-                          </a:xfrm>
-                          <a:prstGeom prst="rect">
-                            <a:avLst/>
-                          </a:prstGeom>
-                          <a:noFill/>
-                          <a:ln>
-                            <a:noFill/>
-                          </a:ln>
-                        </pic:spPr>
-                      </pic:pic>
-                    </a:graphicData>
-                  </a:graphic>
-                </wp:inline>
-              </w:drawing>
-            </w:r>
-          </w:p>
-        </w:tc>
-        <w:tc>
-          <w:tcPr>
-            <w:tcW w:w="2268" w:type="dxa"/>
-            <w:tcMar>
-              <w:left w:w="0" w:type="dxa"/>
-              <w:right w:w="0" w:type="dxa"/>
-            </w:tcMar>
-          </w:tcPr>
-          <w:p>
-            <w:pPr>
-              <w:jc w:val="center"/>
-            </w:pPr>
-            <w:r>
-              <w:rPr>
-                <w:noProof/>
-              </w:rPr>
-              <w:drawing>
-                <wp:inline distT="0" distB="0" distL="0" distR="0" wp14:anchorId="23AE5BEA" wp14:editId="7308D49B">
-                  <wp:extent cx="1382395" cy="1382395"/>
-                  <wp:effectExtent l="0" t="0" r="8255" b="8255"/>
-                  <wp:docPr id="37" name="Рисунок 37"/>
-                  <wp:cNvGraphicFramePr>
-                    <a:graphicFrameLocks xmlns:a="http://schemas.openxmlformats.org/drawingml/2006/main" noChangeAspect="1"/>
-                  </wp:cNvGraphicFramePr>
-                  <a:graphic xmlns:a="http://schemas.openxmlformats.org/drawingml/2006/main">
-                    <a:graphicData uri="http://schemas.openxmlformats.org/drawingml/2006/picture">
-                      <pic:pic xmlns:pic="http://schemas.openxmlformats.org/drawingml/2006/picture">
-                        <pic:nvPicPr>
-                          <pic:cNvPr id="0" name="Picture 24"/>
-                          <pic:cNvPicPr>
-                            <a:picLocks noChangeAspect="1" noChangeArrowheads="1"/>
-                          </pic:cNvPicPr>
-                        </pic:nvPicPr>
-                        <pic:blipFill>
-                          <a:blip r:embed="rId31">
-                            <a:extLst>
-                              <a:ext uri="{28A0092B-C50C-407E-A947-70E740481C1C}">
-                                <a14:useLocalDpi xmlns:a14="http://schemas.microsoft.com/office/drawing/2010/main" val="0"/>
-                              </a:ext>
-                            </a:extLst>
-                          </a:blip>
-                          <a:srcRect/>
-                          <a:stretch>
-                            <a:fillRect/>
-                          </a:stretch>
-                        </pic:blipFill>
-                        <pic:spPr bwMode="auto">
-                          <a:xfrm>
-                            <a:off x="0" y="0"/>
-                            <a:ext cx="1382395" cy="1382395"/>
-                          </a:xfrm>
-                          <a:prstGeom prst="rect">
-                            <a:avLst/>
-                          </a:prstGeom>
-                          <a:noFill/>
-                          <a:ln>
-                            <a:noFill/>
-                          </a:ln>
-                        </pic:spPr>
-                      </pic:pic>
-                    </a:graphicData>
-                  </a:graphic>
-                </wp:inline>
-              </w:drawing>
-            </w:r>
-          </w:p>
-        </w:tc>
-        <w:tc>
-          <w:tcPr>
-            <w:tcW w:w="2283" w:type="dxa"/>
-            <w:tcMar>
-              <w:left w:w="0" w:type="dxa"/>
-              <w:right w:w="0" w:type="dxa"/>
-            </w:tcMar>
-          </w:tcPr>
-          <w:p>
-            <w:pPr>
-              <w:jc w:val="center"/>
-            </w:pPr>
-            <w:r>
-              <w:rPr>
-                <w:noProof/>
-              </w:rPr>
-              <w:drawing>
-                <wp:inline distT="0" distB="0" distL="0" distR="0" wp14:anchorId="77DD669A" wp14:editId="03B60A06">
-                  <wp:extent cx="1435100" cy="1435100"/>
-                  <wp:effectExtent l="0" t="0" r="0" b="0"/>
-                  <wp:docPr id="38" name="Рисунок 38"/>
-                  <wp:cNvGraphicFramePr>
-                    <a:graphicFrameLocks xmlns:a="http://schemas.openxmlformats.org/drawingml/2006/main" noChangeAspect="1"/>
-                  </wp:cNvGraphicFramePr>
-                  <a:graphic xmlns:a="http://schemas.openxmlformats.org/drawingml/2006/main">
-                    <a:graphicData uri="http://schemas.openxmlformats.org/drawingml/2006/picture">
-                      <pic:pic xmlns:pic="http://schemas.openxmlformats.org/drawingml/2006/picture">
-                        <pic:nvPicPr>
-                          <pic:cNvPr id="0" name="Picture 25"/>
-                          <pic:cNvPicPr>
-                            <a:picLocks noChangeAspect="1" noChangeArrowheads="1"/>
-                          </pic:cNvPicPr>
-                        </pic:nvPicPr>
-                        <pic:blipFill>
-                          <a:blip r:embed="rId32">
-                            <a:extLst>
-                              <a:ext uri="{28A0092B-C50C-407E-A947-70E740481C1C}">
-                                <a14:useLocalDpi xmlns:a14="http://schemas.microsoft.com/office/drawing/2010/main" val="0"/>
-                              </a:ext>
-                            </a:extLst>
-                          </a:blip>
-                          <a:srcRect/>
-                          <a:stretch>
-                            <a:fillRect/>
-                          </a:stretch>
-                        </pic:blipFill>
-                        <pic:spPr bwMode="auto">
-                          <a:xfrm>
-                            <a:off x="0" y="0"/>
-                            <a:ext cx="1435100" cy="1435100"/>
-                          </a:xfrm>
-                          <a:prstGeom prst="rect">
-                            <a:avLst/>
-                          </a:prstGeom>
-                          <a:noFill/>
-                          <a:ln>
-                            <a:noFill/>
-                          </a:ln>
-                        </pic:spPr>
-                      </pic:pic>
-                    </a:graphicData>
-                  </a:graphic>
-                </wp:inline>
-              </w:drawing>
-            </w:r>
-          </w:p>
-        </w:tc>
-        <w:tc>
-          <w:tcPr>
-            <w:tcW w:w="2283" w:type="dxa"/>
-          </w:tcPr>
-          <w:p>
-            <w:pPr>
-              <w:jc w:val="center"/>
-              <w:rPr>
-                <w:noProof/>
-              </w:rPr>
-            </w:pPr>
-            <w:r>
-              <w:rPr>
-                <w:noProof/>
-              </w:rPr>
-              <w:drawing>
-                <wp:inline distT="0" distB="0" distL="0" distR="0" wp14:anchorId="4AE2E392" wp14:editId="35AABB69">
-                  <wp:extent cx="1308735" cy="1308735"/>
-                  <wp:effectExtent l="0" t="0" r="5715" b="5715"/>
-                  <wp:docPr id="4" name="Picture 4" descr="C:\Users\blazhko\AppData\Local\Microsoft\Windows\INetCache\Content.Word\28.png"/>
-                  <wp:cNvGraphicFramePr>
-                    <a:graphicFrameLocks xmlns:a="http://schemas.openxmlformats.org/drawingml/2006/main" noChangeAspect="1"/>
-                  </wp:cNvGraphicFramePr>
-                  <a:graphic xmlns:a="http://schemas.openxmlformats.org/drawingml/2006/main">
-                    <a:graphicData uri="http://schemas.openxmlformats.org/drawingml/2006/picture">
-                      <pic:pic xmlns:pic="http://schemas.openxmlformats.org/drawingml/2006/picture">
-                        <pic:nvPicPr>
-                          <pic:cNvPr id="0" name="Picture 21" descr="C:\Users\blazhko\AppData\Local\Microsoft\Windows\INetCache\Content.Word\28.png"/>
-                          <pic:cNvPicPr>
-                            <a:picLocks noChangeAspect="1" noChangeArrowheads="1"/>
-                          </pic:cNvPicPr>
-                        </pic:nvPicPr>
-                        <pic:blipFill>
-                          <a:blip r:embed="rId33">
-                            <a:extLst>
-                              <a:ext uri="{28A0092B-C50C-407E-A947-70E740481C1C}">
-                                <a14:useLocalDpi xmlns:a14="http://schemas.microsoft.com/office/drawing/2010/main" val="0"/>
-                              </a:ext>
-                            </a:extLst>
-                          </a:blip>
-                          <a:srcRect/>
-                          <a:stretch>
-                            <a:fillRect/>
-                          </a:stretch>
-                        </pic:blipFill>
-                        <pic:spPr bwMode="auto">
-                          <a:xfrm>
-                            <a:off x="0" y="0"/>
-                            <a:ext cx="1308735" cy="1308735"/>
-                          </a:xfrm>
-                          <a:prstGeom prst="rect">
-                            <a:avLst/>
-                          </a:prstGeom>
-                          <a:noFill/>
-                          <a:ln>
-                            <a:noFill/>
-                          </a:ln>
-                        </pic:spPr>
-                      </pic:pic>
-                    </a:graphicData>
-                  </a:graphic>
-                </wp:inline>
-              </w:drawing>
-            </w:r>
-          </w:p>
-        </w:tc>
       </w:tr>
     </w:tbl>
     <w:p/>
@@ -2023,7 +1294,7 @@
 </file>
 
 <file path=word/styles.xml><?xml version="1.0" encoding="utf-8"?>
-<w:styles xmlns:mc="http://schemas.openxmlformats.org/markup-compatibility/2006" xmlns:r="http://schemas.openxmlformats.org/officeDocument/2006/relationships" xmlns:w="http://schemas.openxmlformats.org/wordprocessingml/2006/main" xmlns:w14="http://schemas.microsoft.com/office/word/2010/wordml" xmlns:w15="http://schemas.microsoft.com/office/word/2012/wordml" xmlns:w16se="http://schemas.microsoft.com/office/word/2015/wordml/symex" mc:Ignorable="w14 w15 w16se">
+<w:styles xmlns:mc="http://schemas.openxmlformats.org/markup-compatibility/2006" xmlns:r="http://schemas.openxmlformats.org/officeDocument/2006/relationships" xmlns:w="http://schemas.openxmlformats.org/wordprocessingml/2006/main" xmlns:w14="http://schemas.microsoft.com/office/word/2010/wordml" xmlns:w15="http://schemas.microsoft.com/office/word/2012/wordml" xmlns:w16cex="http://schemas.microsoft.com/office/word/2018/wordml/cex" xmlns:w16cid="http://schemas.microsoft.com/office/word/2016/wordml/cid" xmlns:w16="http://schemas.microsoft.com/office/word/2018/wordml" xmlns:w16sdtdh="http://schemas.microsoft.com/office/word/2020/wordml/sdtdatahash" xmlns:w16se="http://schemas.microsoft.com/office/word/2015/wordml/symex" mc:Ignorable="w14 w15 w16se w16cid w16 w16cex w16sdtdh">
   <w:docDefaults>
     <w:rPrDefault>
       <w:rPr>
@@ -2039,7 +1310,7 @@
       </w:pPr>
     </w:pPrDefault>
   </w:docDefaults>
-  <w:latentStyles w:defLockedState="0" w:defUIPriority="99" w:defSemiHidden="0" w:defUnhideWhenUsed="0" w:defQFormat="0" w:count="371">
+  <w:latentStyles w:defLockedState="0" w:defUIPriority="99" w:defSemiHidden="0" w:defUnhideWhenUsed="0" w:defQFormat="0" w:count="376">
     <w:lsdException w:name="Normal" w:uiPriority="0" w:qFormat="1"/>
     <w:lsdException w:name="heading 1" w:uiPriority="9" w:qFormat="1"/>
     <w:lsdException w:name="heading 2" w:semiHidden="1" w:uiPriority="9" w:unhideWhenUsed="1" w:qFormat="1"/>
@@ -2145,7 +1416,6 @@
     <w:lsdException w:name="HTML Sample" w:semiHidden="1" w:unhideWhenUsed="1"/>
     <w:lsdException w:name="HTML Typewriter" w:semiHidden="1" w:unhideWhenUsed="1"/>
     <w:lsdException w:name="HTML Variable" w:semiHidden="1" w:unhideWhenUsed="1"/>
-    <w:lsdException w:name="Normal Table" w:semiHidden="1" w:unhideWhenUsed="1"/>
     <w:lsdException w:name="annotation subject" w:semiHidden="1" w:unhideWhenUsed="1"/>
     <w:lsdException w:name="No List" w:semiHidden="1" w:unhideWhenUsed="1"/>
     <w:lsdException w:name="Outline List 1" w:semiHidden="1" w:unhideWhenUsed="1"/>
@@ -2188,11 +1458,8 @@
     <w:lsdException w:name="Table Contemporary" w:semiHidden="1" w:unhideWhenUsed="1"/>
     <w:lsdException w:name="Table Elegant" w:semiHidden="1" w:unhideWhenUsed="1"/>
     <w:lsdException w:name="Table Professional" w:semiHidden="1" w:unhideWhenUsed="1"/>
-    <w:lsdException w:name="Table Subtle 1" w:semiHidden="1" w:unhideWhenUsed="1"/>
     <w:lsdException w:name="Table Subtle 2" w:semiHidden="1" w:unhideWhenUsed="1"/>
     <w:lsdException w:name="Table Web 1" w:semiHidden="1" w:unhideWhenUsed="1"/>
-    <w:lsdException w:name="Table Web 2" w:semiHidden="1" w:unhideWhenUsed="1"/>
-    <w:lsdException w:name="Table Web 3" w:semiHidden="1" w:unhideWhenUsed="1"/>
     <w:lsdException w:name="Balloon Text" w:semiHidden="1" w:unhideWhenUsed="1"/>
     <w:lsdException w:name="Table Grid" w:uiPriority="39"/>
     <w:lsdException w:name="Table Theme" w:semiHidden="1" w:unhideWhenUsed="1"/>
@@ -2411,19 +1678,24 @@
     <w:lsdException w:name="List Table 5 Dark Accent 6" w:uiPriority="50"/>
     <w:lsdException w:name="List Table 6 Colorful Accent 6" w:uiPriority="51"/>
     <w:lsdException w:name="List Table 7 Colorful Accent 6" w:uiPriority="52"/>
+    <w:lsdException w:name="Mention" w:semiHidden="1" w:unhideWhenUsed="1"/>
+    <w:lsdException w:name="Smart Hyperlink" w:semiHidden="1" w:unhideWhenUsed="1"/>
+    <w:lsdException w:name="Hashtag" w:semiHidden="1" w:unhideWhenUsed="1"/>
+    <w:lsdException w:name="Unresolved Mention" w:semiHidden="1" w:unhideWhenUsed="1"/>
+    <w:lsdException w:name="Smart Link" w:semiHidden="1" w:unhideWhenUsed="1"/>
   </w:latentStyles>
-  <w:style w:type="paragraph" w:default="1" w:styleId="Normal">
+  <w:style w:type="paragraph" w:default="1" w:styleId="a">
     <w:name w:val="Normal"/>
     <w:qFormat/>
     <w:rsid w:val="00431B2E"/>
   </w:style>
-  <w:style w:type="character" w:default="1" w:styleId="DefaultParagraphFont">
+  <w:style w:type="character" w:default="1" w:styleId="a0">
     <w:name w:val="Default Paragraph Font"/>
     <w:uiPriority w:val="1"/>
     <w:semiHidden/>
     <w:unhideWhenUsed/>
   </w:style>
-  <w:style w:type="table" w:default="1" w:styleId="TableNormal">
+  <w:style w:type="table" w:default="1" w:styleId="a1">
     <w:name w:val="Normal Table"/>
     <w:uiPriority w:val="99"/>
     <w:semiHidden/>
@@ -2438,15 +1710,15 @@
       </w:tblCellMar>
     </w:tblPr>
   </w:style>
-  <w:style w:type="numbering" w:default="1" w:styleId="NoList">
+  <w:style w:type="numbering" w:default="1" w:styleId="a2">
     <w:name w:val="No List"/>
     <w:uiPriority w:val="99"/>
     <w:semiHidden/>
     <w:unhideWhenUsed/>
   </w:style>
-  <w:style w:type="table" w:styleId="TableGrid">
+  <w:style w:type="table" w:styleId="a3">
     <w:name w:val="Table Grid"/>
-    <w:basedOn w:val="TableNormal"/>
+    <w:basedOn w:val="a1"/>
     <w:uiPriority w:val="39"/>
     <w:rsid w:val="002E7322"/>
     <w:pPr>

--- a/docs/Markers/BarCodes/Cards.docx
+++ b/docs/Markers/BarCodes/Cards.docx
@@ -1282,6 +1282,17 @@
         </w:tc>
       </w:tr>
     </w:tbl>
+    <w:p/>
+    <w:p>
+      <w:hyperlink r:id="rId20" w:history="1">
+        <w:r>
+          <w:rPr>
+            <w:rStyle w:val="a4"/>
+          </w:rPr>
+          <w:t>https://information-system-ics.github.io/WebAR-Chess/</w:t>
+        </w:r>
+      </w:hyperlink>
+    </w:p>
     <w:p/>
     <w:sectPr>
       <w:pgSz w:w="15840" w:h="12240" w:orient="landscape"/>
@@ -1416,6 +1427,7 @@
     <w:lsdException w:name="HTML Sample" w:semiHidden="1" w:unhideWhenUsed="1"/>
     <w:lsdException w:name="HTML Typewriter" w:semiHidden="1" w:unhideWhenUsed="1"/>
     <w:lsdException w:name="HTML Variable" w:semiHidden="1" w:unhideWhenUsed="1"/>
+    <w:lsdException w:name="Normal Table" w:semiHidden="1" w:unhideWhenUsed="1"/>
     <w:lsdException w:name="annotation subject" w:semiHidden="1" w:unhideWhenUsed="1"/>
     <w:lsdException w:name="No List" w:semiHidden="1" w:unhideWhenUsed="1"/>
     <w:lsdException w:name="Outline List 1" w:semiHidden="1" w:unhideWhenUsed="1"/>
@@ -1458,8 +1470,11 @@
     <w:lsdException w:name="Table Contemporary" w:semiHidden="1" w:unhideWhenUsed="1"/>
     <w:lsdException w:name="Table Elegant" w:semiHidden="1" w:unhideWhenUsed="1"/>
     <w:lsdException w:name="Table Professional" w:semiHidden="1" w:unhideWhenUsed="1"/>
+    <w:lsdException w:name="Table Subtle 1" w:semiHidden="1" w:unhideWhenUsed="1"/>
     <w:lsdException w:name="Table Subtle 2" w:semiHidden="1" w:unhideWhenUsed="1"/>
     <w:lsdException w:name="Table Web 1" w:semiHidden="1" w:unhideWhenUsed="1"/>
+    <w:lsdException w:name="Table Web 2" w:semiHidden="1" w:unhideWhenUsed="1"/>
+    <w:lsdException w:name="Table Web 3" w:semiHidden="1" w:unhideWhenUsed="1"/>
     <w:lsdException w:name="Balloon Text" w:semiHidden="1" w:unhideWhenUsed="1"/>
     <w:lsdException w:name="Table Grid" w:uiPriority="39"/>
     <w:lsdException w:name="Table Theme" w:semiHidden="1" w:unhideWhenUsed="1"/>
@@ -1735,6 +1750,29 @@
       </w:tblBorders>
     </w:tblPr>
   </w:style>
+  <w:style w:type="character" w:styleId="a4">
+    <w:name w:val="Hyperlink"/>
+    <w:basedOn w:val="a0"/>
+    <w:uiPriority w:val="99"/>
+    <w:unhideWhenUsed/>
+    <w:rsid w:val="009A4AB0"/>
+    <w:rPr>
+      <w:color w:val="0563C1" w:themeColor="hyperlink"/>
+      <w:u w:val="single"/>
+    </w:rPr>
+  </w:style>
+  <w:style w:type="character" w:styleId="a5">
+    <w:name w:val="Unresolved Mention"/>
+    <w:basedOn w:val="a0"/>
+    <w:uiPriority w:val="99"/>
+    <w:semiHidden/>
+    <w:unhideWhenUsed/>
+    <w:rsid w:val="009A4AB0"/>
+    <w:rPr>
+      <w:color w:val="605E5C"/>
+      <w:shd w:val="clear" w:color="auto" w:fill="E1DFDD"/>
+    </w:rPr>
+  </w:style>
 </w:styles>
 </file>
 
